--- a/DeLyseroedeSpejdere/Docs/SCRUM_Projektplan.docx
+++ b/DeLyseroedeSpejdere/Docs/SCRUM_Projektplan.docx
@@ -61,6 +61,7 @@
       <w:tr>
         <w:trPr>
           <w:tblHeader w:val="true"/>
+          <w:cantSplit/>
         </w:trPr>
         <w:tc>
           <w:tcPr>
@@ -106,6 +107,9 @@
         </w:tc>
       </w:tr>
       <w:tr>
+        <w:trPr>
+          <w:cantSplit/>
+        </w:trPr>
         <w:tc>
           <w:tcPr>
             <w:tcW w:type="dxa" w:w="3235"/>
@@ -138,6 +142,9 @@
         </w:tc>
       </w:tr>
       <w:tr>
+        <w:trPr>
+          <w:cantSplit/>
+        </w:trPr>
         <w:tc>
           <w:tcPr>
             <w:tcW w:type="dxa" w:w="3235"/>
@@ -170,6 +177,9 @@
         </w:tc>
       </w:tr>
       <w:tr>
+        <w:trPr>
+          <w:cantSplit/>
+        </w:trPr>
         <w:tc>
           <w:tcPr>
             <w:tcW w:type="dxa" w:w="3235"/>
@@ -204,7 +214,7 @@
     </w:tbl>
     <w:p>
       <w:r>
-        <w:t>Da projektet gennemføres individuelt, varetager Martin både Product Owner-, Scrum Master- og Developer-ansvaret. SCRUM-planen beskriver et simuleret forløb for 19.–30. oktober 2026; den er ikke et referat af faktisk afholdte gruppemøder.</w:t>
+        <w:t>Projektet gennemføres individuelt, og ansvaret for Product Owner, Scrum Master og Developer varetages af samme studerende. Sprinttabellerne beskriver en simuleret plan inden for perioden 19.–30. oktober; de er ikke referater af faktisk afholdte gruppemøder.</w:t>
       </w:r>
     </w:p>
     <w:p>
@@ -231,6 +241,7 @@
       <w:tr>
         <w:trPr>
           <w:tblHeader w:val="true"/>
+          <w:cantSplit/>
         </w:trPr>
         <w:tc>
           <w:tcPr>
@@ -290,6 +301,9 @@
         </w:tc>
       </w:tr>
       <w:tr>
+        <w:trPr>
+          <w:cantSplit/>
+        </w:trPr>
         <w:tc>
           <w:tcPr>
             <w:tcW w:type="dxa" w:w="2426"/>
@@ -332,6 +346,9 @@
         </w:tc>
       </w:tr>
       <w:tr>
+        <w:trPr>
+          <w:cantSplit/>
+        </w:trPr>
         <w:tc>
           <w:tcPr>
             <w:tcW w:type="dxa" w:w="2426"/>
@@ -374,6 +391,9 @@
         </w:tc>
       </w:tr>
       <w:tr>
+        <w:trPr>
+          <w:cantSplit/>
+        </w:trPr>
         <w:tc>
           <w:tcPr>
             <w:tcW w:type="dxa" w:w="2426"/>
@@ -416,6 +436,9 @@
         </w:tc>
       </w:tr>
       <w:tr>
+        <w:trPr>
+          <w:cantSplit/>
+        </w:trPr>
         <w:tc>
           <w:tcPr>
             <w:tcW w:type="dxa" w:w="2426"/>
@@ -458,6 +481,9 @@
         </w:tc>
       </w:tr>
       <w:tr>
+        <w:trPr>
+          <w:cantSplit/>
+        </w:trPr>
         <w:tc>
           <w:tcPr>
             <w:tcW w:type="dxa" w:w="2426"/>
@@ -500,6 +526,9 @@
         </w:tc>
       </w:tr>
       <w:tr>
+        <w:trPr>
+          <w:cantSplit/>
+        </w:trPr>
         <w:tc>
           <w:tcPr>
             <w:tcW w:type="dxa" w:w="2426"/>
@@ -542,6 +571,9 @@
         </w:tc>
       </w:tr>
       <w:tr>
+        <w:trPr>
+          <w:cantSplit/>
+        </w:trPr>
         <w:tc>
           <w:tcPr>
             <w:tcW w:type="dxa" w:w="2426"/>
@@ -584,6 +616,9 @@
         </w:tc>
       </w:tr>
       <w:tr>
+        <w:trPr>
+          <w:cantSplit/>
+        </w:trPr>
         <w:tc>
           <w:tcPr>
             <w:tcW w:type="dxa" w:w="2426"/>
@@ -626,6 +661,9 @@
         </w:tc>
       </w:tr>
       <w:tr>
+        <w:trPr>
+          <w:cantSplit/>
+        </w:trPr>
         <w:tc>
           <w:tcPr>
             <w:tcW w:type="dxa" w:w="2426"/>
@@ -642,7 +680,7 @@
           </w:tcPr>
           <w:p>
             <w:r>
-              <w:t>Flere ledere pr. aktivitet</w:t>
+              <w:t>Flerleder-support</w:t>
             </w:r>
           </w:p>
         </w:tc>
@@ -700,6 +738,7 @@
       <w:tr>
         <w:trPr>
           <w:tblHeader w:val="true"/>
+          <w:cantSplit/>
         </w:trPr>
         <w:tc>
           <w:tcPr>
@@ -731,6 +770,9 @@
         </w:tc>
       </w:tr>
       <w:tr>
+        <w:trPr>
+          <w:cantSplit/>
+        </w:trPr>
         <w:tc>
           <w:tcPr>
             <w:tcW w:type="dxa" w:w="4853"/>
@@ -753,6 +795,9 @@
         </w:tc>
       </w:tr>
       <w:tr>
+        <w:trPr>
+          <w:cantSplit/>
+        </w:trPr>
         <w:tc>
           <w:tcPr>
             <w:tcW w:type="dxa" w:w="4853"/>
@@ -775,6 +820,9 @@
         </w:tc>
       </w:tr>
       <w:tr>
+        <w:trPr>
+          <w:cantSplit/>
+        </w:trPr>
         <w:tc>
           <w:tcPr>
             <w:tcW w:type="dxa" w:w="4853"/>
@@ -797,6 +845,9 @@
         </w:tc>
       </w:tr>
       <w:tr>
+        <w:trPr>
+          <w:cantSplit/>
+        </w:trPr>
         <w:tc>
           <w:tcPr>
             <w:tcW w:type="dxa" w:w="4853"/>
@@ -819,6 +870,9 @@
         </w:tc>
       </w:tr>
       <w:tr>
+        <w:trPr>
+          <w:cantSplit/>
+        </w:trPr>
         <w:tc>
           <w:tcPr>
             <w:tcW w:type="dxa" w:w="4853"/>
@@ -873,6 +927,7 @@
       <w:tr>
         <w:trPr>
           <w:tblHeader w:val="true"/>
+          <w:cantSplit/>
         </w:trPr>
         <w:tc>
           <w:tcPr>
@@ -904,6 +959,9 @@
         </w:tc>
       </w:tr>
       <w:tr>
+        <w:trPr>
+          <w:cantSplit/>
+        </w:trPr>
         <w:tc>
           <w:tcPr>
             <w:tcW w:type="dxa" w:w="4853"/>
@@ -926,6 +984,9 @@
         </w:tc>
       </w:tr>
       <w:tr>
+        <w:trPr>
+          <w:cantSplit/>
+        </w:trPr>
         <w:tc>
           <w:tcPr>
             <w:tcW w:type="dxa" w:w="4853"/>
@@ -948,6 +1009,9 @@
         </w:tc>
       </w:tr>
       <w:tr>
+        <w:trPr>
+          <w:cantSplit/>
+        </w:trPr>
         <w:tc>
           <w:tcPr>
             <w:tcW w:type="dxa" w:w="4853"/>
@@ -970,6 +1034,9 @@
         </w:tc>
       </w:tr>
       <w:tr>
+        <w:trPr>
+          <w:cantSplit/>
+        </w:trPr>
         <w:tc>
           <w:tcPr>
             <w:tcW w:type="dxa" w:w="4853"/>
@@ -992,6 +1059,9 @@
         </w:tc>
       </w:tr>
       <w:tr>
+        <w:trPr>
+          <w:cantSplit/>
+        </w:trPr>
         <w:tc>
           <w:tcPr>
             <w:tcW w:type="dxa" w:w="4853"/>
@@ -1016,7 +1086,7 @@
     </w:tbl>
     <w:p>
       <w:r>
-        <w:t>Udvalgte stories: US-04 og US-05. Estimat: 8 story points. Reserve: US-06 (2 SP). US-07–US-09 bliver i Product Backlog, medmindre tiden rækker.</w:t>
+        <w:t>Planlagt i Sprint 2: US-04 og US-05 (8 SP), med US-06 som reserve (2 SP). Pr. 26/10 er US-04–US-08 desuden funktionelt implementeret og afprøvet; dette er registreret som faktisk teststatus, ikke som dokumentation for møder eller de planlagte arbejdsdatoer. US-09 er ikke implementeret.</w:t>
       </w:r>
     </w:p>
     <w:p>
@@ -1042,6 +1112,7 @@
       <w:tr>
         <w:trPr>
           <w:tblHeader w:val="true"/>
+          <w:cantSplit/>
         </w:trPr>
         <w:tc>
           <w:tcPr>
@@ -1087,6 +1158,9 @@
         </w:tc>
       </w:tr>
       <w:tr>
+        <w:trPr>
+          <w:cantSplit/>
+        </w:trPr>
         <w:tc>
           <w:tcPr>
             <w:tcW w:type="dxa" w:w="3235"/>
@@ -1119,6 +1193,9 @@
         </w:tc>
       </w:tr>
       <w:tr>
+        <w:trPr>
+          <w:cantSplit/>
+        </w:trPr>
         <w:tc>
           <w:tcPr>
             <w:tcW w:type="dxa" w:w="3235"/>
@@ -1151,6 +1228,9 @@
         </w:tc>
       </w:tr>
       <w:tr>
+        <w:trPr>
+          <w:cantSplit/>
+        </w:trPr>
         <w:tc>
           <w:tcPr>
             <w:tcW w:type="dxa" w:w="3235"/>
@@ -1183,6 +1263,9 @@
         </w:tc>
       </w:tr>
       <w:tr>
+        <w:trPr>
+          <w:cantSplit/>
+        </w:trPr>
         <w:tc>
           <w:tcPr>
             <w:tcW w:type="dxa" w:w="3235"/>
@@ -1217,7 +1300,7 @@
     </w:tbl>
     <w:p>
       <w:r>
-        <w:t>Eventplanen ovenfor er et simuleret undervisningsforløb inden for den officielle periode og er ikke et mødereferat over afholdte begivenheder.</w:t>
+        <w:t>Scrum-events beskriver et simuleret undervisningsforløb, ikke faktiske møder. Faktiske kodeændringer og testresultater fremgår af Git-historik, CodeReview.md og Testplan.md.</w:t>
       </w:r>
     </w:p>
     <w:p>
@@ -1242,6 +1325,7 @@
       <w:tr>
         <w:trPr>
           <w:tblHeader w:val="true"/>
+          <w:cantSplit/>
         </w:trPr>
         <w:tc>
           <w:tcPr>
@@ -1773,7 +1857,7 @@
         <w:spacing w:before="80" w:after="180"/>
       </w:pPr>
       <w:r>
-        <w:t>Kravene ovenfor stammer fra underviserens DoD.docx. Den detaljerede status findes i DoD_og_Verifikation.docx. En opgave markeres først Done, når kravene er kontrolleret, og nødvendige reviews og tests faktisk er gennemført.</w:t>
+        <w:t>De ni DoD-krav er gengivet fra underviserens grundlag. Opdateret status findes i DoD_og_Verifikation.docx og DoD_Checkliste.md. Funktionelt afprøvet betyder ikke automatisk Done, da tre uafhængige brugertests og endelig code review-godkendelse udestår.</w:t>
       </w:r>
     </w:p>
     <w:p>
@@ -1822,20 +1906,24 @@
     </w:p>
     <w:p>
       <w:r>
-        <w:t>Users indeholder begge roller. Activities refererer til en ansvarlig leder. Registrations forbinder Users og Activities som mange-til-mange relation for tilmeldinger. Flerleder-support (US-09) er ikke implementeret i den aktuelle databasemodel. Det opdaterede C#-klassediagram findes i Docs/Klassediagram.png. Tre repository-interfaces er indført, og unit tests er placeret i Tests/DeLyseroedeSpejdere.Tests.</w:t>
+        <w:t>Users omfatter både spejdere og ledere. Activities refererer til én ansvarlig leder, og Registrations forbinder Users og Activities ved tilmeldinger. Flerleder-support (US-09) er ikke implementeret. C#-klassediagram: Docs/Klassediagram.png. Tre repository-interfaces og 9 beståede xUnit-tests er en del af løsningen.</w:t>
       </w:r>
     </w:p>
     <w:p>
       <w:pPr>
         <w:pStyle w:val="Heading1"/>
+        <w:pageBreakBefore/>
       </w:pPr>
       <w:r>
         <w:t>9. Sprint Review – statusoversigt</w:t>
       </w:r>
     </w:p>
     <w:p>
+      <w:pPr>
+        <w:keepNext/>
+      </w:pPr>
       <w:r>
-        <w:t>Denne tabel anvendes ved faktisk gennemgang i Visual Studio. Sæt ikke Done, før funktionen er testet lokalt.</w:t>
+        <w:t>Status pr. 26. oktober 2026: Kolonnen nedenfor beskriver gennemførte funktionsprøver, ikke endelig DoD-godkendelse. Resultater og begrænsninger er dokumenteret i Docs/Testplan.md.</w:t>
       </w:r>
     </w:p>
     <w:tbl>
@@ -1853,6 +1941,7 @@
       <w:tr>
         <w:trPr>
           <w:tblHeader w:val="true"/>
+          <w:cantSplit/>
         </w:trPr>
         <w:tc>
           <w:tcPr>
@@ -1898,6 +1987,9 @@
         </w:tc>
       </w:tr>
       <w:tr>
+        <w:trPr>
+          <w:cantSplit/>
+        </w:trPr>
         <w:tc>
           <w:tcPr>
             <w:tcW w:type="dxa" w:w="3235"/>
@@ -1924,12 +2016,15 @@
           </w:tcPr>
           <w:p>
             <w:r>
-              <w:t>Afventer lokal test</w:t>
+              <w:t>Testet: oversigt og ledige pladser</w:t>
             </w:r>
           </w:p>
         </w:tc>
       </w:tr>
       <w:tr>
+        <w:trPr>
+          <w:cantSplit/>
+        </w:trPr>
         <w:tc>
           <w:tcPr>
             <w:tcW w:type="dxa" w:w="3235"/>
@@ -1956,12 +2051,15 @@
           </w:tcPr>
           <w:p>
             <w:r>
-              <w:t>Afventer lokal test</w:t>
+              <w:t>Testet: login, roller og afvisning</w:t>
             </w:r>
           </w:p>
         </w:tc>
       </w:tr>
       <w:tr>
+        <w:trPr>
+          <w:cantSplit/>
+        </w:trPr>
         <w:tc>
           <w:tcPr>
             <w:tcW w:type="dxa" w:w="3235"/>
@@ -1988,12 +2086,15 @@
           </w:tcPr>
           <w:p>
             <w:r>
-              <w:t>Afventer lokal test</w:t>
+              <w:t>Testet: oprettelse og validering</w:t>
             </w:r>
           </w:p>
         </w:tc>
       </w:tr>
       <w:tr>
+        <w:trPr>
+          <w:cantSplit/>
+        </w:trPr>
         <w:tc>
           <w:tcPr>
             <w:tcW w:type="dxa" w:w="3235"/>
@@ -2020,12 +2121,15 @@
           </w:tcPr>
           <w:p>
             <w:r>
-              <w:t>Afventer lokal test</w:t>
+              <w:t>Tilmelding testet; dubletflow delvist</w:t>
             </w:r>
           </w:p>
         </w:tc>
       </w:tr>
       <w:tr>
+        <w:trPr>
+          <w:cantSplit/>
+        </w:trPr>
         <w:tc>
           <w:tcPr>
             <w:tcW w:type="dxa" w:w="3235"/>
@@ -2052,12 +2156,15 @@
           </w:tcPr>
           <w:p>
             <w:r>
-              <w:t>Afventer lokal test</w:t>
+              <w:t>Testet: egne tilmeldinger</w:t>
             </w:r>
           </w:p>
         </w:tc>
       </w:tr>
       <w:tr>
+        <w:trPr>
+          <w:cantSplit/>
+        </w:trPr>
         <w:tc>
           <w:tcPr>
             <w:tcW w:type="dxa" w:w="3235"/>
@@ -2084,12 +2191,15 @@
           </w:tcPr>
           <w:p>
             <w:r>
-              <w:t>Afventer lokal test</w:t>
+              <w:t>Testet: framelding frigiver plads</w:t>
             </w:r>
           </w:p>
         </w:tc>
       </w:tr>
       <w:tr>
+        <w:trPr>
+          <w:cantSplit/>
+        </w:trPr>
         <w:tc>
           <w:tcPr>
             <w:tcW w:type="dxa" w:w="3235"/>
@@ -2116,12 +2226,15 @@
           </w:tcPr>
           <w:p>
             <w:r>
-              <w:t>Afventer lokal test</w:t>
+              <w:t>Testet: redigering og sletning</w:t>
             </w:r>
           </w:p>
         </w:tc>
       </w:tr>
       <w:tr>
+        <w:trPr>
+          <w:cantSplit/>
+        </w:trPr>
         <w:tc>
           <w:tcPr>
             <w:tcW w:type="dxa" w:w="3235"/>
@@ -2148,12 +2261,15 @@
           </w:tcPr>
           <w:p>
             <w:r>
-              <w:t>Afventer lokal test</w:t>
+              <w:t>Testet: deltagerliste</w:t>
             </w:r>
           </w:p>
         </w:tc>
       </w:tr>
       <w:tr>
+        <w:trPr>
+          <w:cantSplit/>
+        </w:trPr>
         <w:tc>
           <w:tcPr>
             <w:tcW w:type="dxa" w:w="3235"/>
@@ -2187,11 +2303,17 @@
       </w:tr>
     </w:tbl>
     <w:p>
+      <w:pPr/>
+      <w:r>
+        <w:t>Supplerende resultater pr. 26/10: T02, T05, T08, T09 og T12 bestået. Ved T07 afviste MySQL en dublet (fejl 1062), mens applikationens gentagne tilmeldingsflow ikke er testet særskilt. CR-01 og CR-02 er rettet og manuelt afprøvet.</w:t>
+      </w:r>
+    </w:p>
+    <w:p>
       <w:pPr>
         <w:pStyle w:val="Heading1"/>
       </w:pPr>
       <w:r>
-        <w:t>10. Sprint Retrospective – registreringsfelter</w:t>
+        <w:t>10. Foreløbige erfaringer (Retrospective)</w:t>
       </w:r>
     </w:p>
     <w:p>
@@ -2199,7 +2321,7 @@
         <w:pStyle w:val="ListBullet"/>
       </w:pPr>
       <w:r>
-        <w:t>Hvad fungerede godt? [Udfyld efter test og samarbejde]</w:t>
+        <w:t>Det fungerede godt: Repository Pattern, MySQL og Razor Pages spillede sammen; 9/9 unit tests bestod, og både spejder- og lederfunktioner kunne demonstreres.</w:t>
       </w:r>
     </w:p>
     <w:p>
@@ -2207,7 +2329,7 @@
         <w:pStyle w:val="ListBullet"/>
       </w:pPr>
       <w:r>
-        <w:t>Hvilke forhindringer opstod? [Udfyld konkrete forhold]</w:t>
+        <w:t>Forhindringer: CR-01 – valgfrit færdighedstegn blev krævet; CR-02 – tilmeldingsknappen viste forkert status. Begge fejl blev rettet og testet. Arbejdet blev gennemført individuelt.</w:t>
       </w:r>
     </w:p>
     <w:p>
@@ -2215,7 +2337,7 @@
         <w:pStyle w:val="ListBullet"/>
       </w:pPr>
       <w:r>
-        <w:t>Hvad skal forbedres ved næste sprint? [Udfyld konkrete handlinger]</w:t>
+        <w:t>Forbedringer: Test af dobbelt tilmelding via applikationen; fuld diagramkontrol; ekstern code review og brugertest med tre personer. Endelig Retrospective for 30/10 er endnu ikke afholdt.</w:t>
       </w:r>
     </w:p>
     <w:p>
@@ -2233,7 +2355,7 @@
     </w:p>
     <w:p>
       <w:r>
-        <w:t>Afleveringspakken bør indeholde denne SCRUM-plan, alle user stories, koden, SQL-scriptet og instruktionerne i README. Faktisk sprintstatus, gruppemedlemmer og testresultater opdateres inden aflevering.</w:t>
+        <w:t>Afleveringspakken bør omfatte denne SCRUM-plan, user stories og acceptkriterier, kildekode, SQL-script, README samt dokumenterede testresultater. Status her er opdateret pr. 26/10 og skal kontrolleres igen før Wiseflow-afleveringen. GitHub: https://github.com/martinsir/DeLyseroedeSpejdere.</w:t>
       </w:r>
     </w:p>
     <w:sectPr>

--- a/DeLyseroedeSpejdere/Docs/SCRUM_Projektplan.docx
+++ b/DeLyseroedeSpejdere/Docs/SCRUM_Projektplan.docx
@@ -1857,7 +1857,7 @@
         <w:spacing w:before="80" w:after="180"/>
       </w:pPr>
       <w:r>
-        <w:t>De ni DoD-krav er gengivet fra underviserens grundlag. Opdateret status findes i DoD_og_Verifikation.docx og DoD_Checkliste.md. Funktionelt afprøvet betyder ikke automatisk Done, da tre uafhængige brugertests og endelig code review-godkendelse udestår.</w:t>
+        <w:t>De ni DoD-krav er gengivet fra underviserens grundlag. Opdateret status findes i DoD_og_Verifikation.docx og DoD_Checkliste.md. Tre brugertests er gennemført ifølge testrapporten, og UX-01 er rettet og lokalt afprøvet. Endelig DoD-godkendelse afventer fortsat uafhængig Code Review.</w:t>
       </w:r>
     </w:p>
     <w:p>
@@ -1869,10 +1869,14 @@
       </w:r>
     </w:p>
     <w:p>
+      <w:pPr>
+        <w:jc w:val="center"/>
+      </w:pPr>
+      <w:r/>
       <w:r>
         <w:drawing>
           <wp:inline xmlns:a="http://schemas.openxmlformats.org/drawingml/2006/main" xmlns:pic="http://schemas.openxmlformats.org/drawingml/2006/picture">
-            <wp:extent cx="5943600" cy="1224433"/>
+            <wp:extent cx="5669280" cy="2467443"/>
             <wp:docPr id="1" name="Picture 1"/>
             <wp:cNvGraphicFramePr>
               <a:graphicFrameLocks noChangeAspect="1"/>
@@ -1885,7 +1889,7 @@
                     <pic:cNvPicPr/>
                   </pic:nvPicPr>
                   <pic:blipFill>
-                    <a:blip r:embed="rId11"/>
+                    <a:blip r:embed="rId12"/>
                     <a:stretch>
                       <a:fillRect/>
                     </a:stretch>
@@ -1893,7 +1897,7 @@
                   <pic:spPr>
                     <a:xfrm>
                       <a:off x="0" y="0"/>
-                      <a:ext cx="5943600" cy="1224433"/>
+                      <a:ext cx="5669280" cy="2467443"/>
                     </a:xfrm>
                     <a:prstGeom prst="rect"/>
                   </pic:spPr>
@@ -1921,9 +1925,13 @@
     <w:p>
       <w:pPr>
         <w:keepNext/>
+        <w:spacing w:after="60" w:line="240" w:lineRule="auto"/>
       </w:pPr>
       <w:r>
-        <w:t>Status pr. 26. oktober 2026: Kolonnen nedenfor beskriver gennemførte funktionsprøver, ikke endelig DoD-godkendelse. Resultater og begrænsninger er dokumenteret i Docs/Testplan.md.</w:t>
+        <w:rPr>
+          <w:sz w:val="17"/>
+        </w:rPr>
+        <w:t>Status opdateret 27. oktober 2026: Kolonnen nedenfor beskriver funktionsprøver, ikke endelig DoD-godkendelse. Se Docs/Testplan.md og Docs/Brugertest_3_personer.md.</w:t>
       </w:r>
     </w:p>
     <w:tbl>
@@ -2303,9 +2311,14 @@
       </w:tr>
     </w:tbl>
     <w:p>
-      <w:pPr/>
+      <w:pPr>
+        <w:spacing w:after="60" w:line="240" w:lineRule="auto"/>
+      </w:pPr>
       <w:r>
-        <w:t>Supplerende resultater pr. 26/10: T02, T05, T08, T09 og T12 bestået. Ved T07 afviste MySQL en dublet (fejl 1062), mens applikationens gentagne tilmeldingsflow ikke er testet særskilt. CR-01 og CR-02 er rettet og manuelt afprøvet.</w:t>
+        <w:rPr>
+          <w:sz w:val="17"/>
+        </w:rPr>
+        <w:t>Supplerende resultater: T02, T05, T08, T09 og T12 bestået. MySQL afviste en dublet (fejl 1062), men gentagen tilmelding er ikke særskilt afprøvet gennem applikationen. CR-01 og CR-02 er rettet og manuelt testet. UX-01: separate dato- og 24-timers tidsfelter er indført i Create og Edit og afprøvet lokalt.</w:t>
       </w:r>
     </w:p>
     <w:p>
@@ -2319,25 +2332,37 @@
     <w:p>
       <w:pPr>
         <w:pStyle w:val="ListBullet"/>
+        <w:spacing w:after="60" w:line="240" w:lineRule="auto"/>
       </w:pPr>
       <w:r>
+        <w:rPr>
+          <w:sz w:val="17"/>
+        </w:rPr>
         <w:t>Det fungerede godt: Repository Pattern, MySQL og Razor Pages spillede sammen; 9/9 unit tests bestod, og både spejder- og lederfunktioner kunne demonstreres.</w:t>
       </w:r>
     </w:p>
     <w:p>
       <w:pPr>
         <w:pStyle w:val="ListBullet"/>
+        <w:spacing w:after="60" w:line="240" w:lineRule="auto"/>
       </w:pPr>
       <w:r>
-        <w:t>Forhindringer: CR-01 – valgfrit færdighedstegn blev krævet; CR-02 – tilmeldingsknappen viste forkert status. Begge fejl blev rettet og testet. Arbejdet blev gennemført individuelt.</w:t>
+        <w:rPr>
+          <w:sz w:val="17"/>
+        </w:rPr>
+        <w:t>Forhindringer: CR-01 – valgfrit færdighedstegn blev krævet; CR-02 – tilmeldingsknappen viste forkert status. Begge blev rettet og testet. Tre testpersoner oplevede vanskeligheder med AM/PM (UX-01), hvilket førte til nye 24-timers tidsfelter. Arbejdet blev gennemført individuelt.</w:t>
       </w:r>
     </w:p>
     <w:p>
       <w:pPr>
         <w:pStyle w:val="ListBullet"/>
+        <w:spacing w:after="60" w:line="240" w:lineRule="auto"/>
       </w:pPr>
       <w:r>
-        <w:t>Forbedringer: Test af dobbelt tilmelding via applikationen; fuld diagramkontrol; ekstern code review og brugertest med tre personer. Endelig Retrospective for 30/10 er endnu ikke afholdt.</w:t>
+        <w:rPr>
+          <w:sz w:val="17"/>
+        </w:rPr>
+        <w:t>Videre forbedringer: Gentest af UX-01 med brugere, gentagen tilmelding via applikationen og uafhængig Code Review-godkendelse. UML-klassediagram og ER-diagram er visuelt opdateret. Den planlagte Retrospective for 30/10 er endnu ikke afholdt.</w:t>
       </w:r>
     </w:p>
     <w:p>
@@ -2349,13 +2374,25 @@
       </w:r>
     </w:p>
     <w:p>
+      <w:pPr>
+        <w:spacing w:after="60" w:line="240" w:lineRule="auto"/>
+      </w:pPr>
       <w:r>
+        <w:rPr>
+          <w:sz w:val="17"/>
+        </w:rPr>
         <w:t>Den vedlagte opgavetekst kræver en gruppeopgave i Wiseflow med SCRUM, user stories, acceptkriterier og implementering af nogle stories i Razor Pages. Database er foretrukket, men ikke obligatorisk. Underviserens tekst beskriver ikke en specifik filstruktur for afleveringen.</w:t>
       </w:r>
     </w:p>
     <w:p>
+      <w:pPr>
+        <w:spacing w:after="60" w:line="240" w:lineRule="auto"/>
+      </w:pPr>
       <w:r>
-        <w:t>Afleveringspakken bør omfatte denne SCRUM-plan, user stories og acceptkriterier, kildekode, SQL-script, README samt dokumenterede testresultater. Status her er opdateret pr. 26/10 og skal kontrolleres igen før Wiseflow-afleveringen. GitHub: https://github.com/martinsir/DeLyseroedeSpejdere.</w:t>
+        <w:rPr>
+          <w:sz w:val="17"/>
+        </w:rPr>
+        <w:t>Afleveringspakken bør omfatte SCRUM-plan, user stories og acceptkriterier, kildekode, SQL-script, README samt dokumenterede testresultater. Status er opdateret 27/10 og skal kontrolleres før Wiseflow-afleveringen. GitHub: https://github.com/martinsir/DeLyseroedeSpejdere.</w:t>
       </w:r>
     </w:p>
     <w:sectPr>
